--- a/docs/SWAMPy_Paper.docx
+++ b/docs/SWAMPy_Paper.docx
@@ -125,6 +125,25 @@
       <w:r>
         <w:t xml:space="preserve">-</w:t>
       </w:r>
+    </w:p>
+    <w:p>
+      <w:pPr>
+        <w:pStyle w:val="FirstParagraph"/>
+      </w:pPr>
+      <w:r>
+        <w:t xml:space="preserve">I changed the name of the workflow because SWAMPy already taken… Its QGIS plugin that allow the user to build groundwater models. See</w:t>
+      </w:r>
+      <w:r>
+        <w:t xml:space="preserve"> </w:t>
+      </w:r>
+      <w:hyperlink ns1:id="rId33">
+        <w:r>
+          <w:rPr>
+            <w:rStyle w:val="Hyperlink"/>
+          </w:rPr>
+          <w:t xml:space="preserve">Here</w:t>
+        </w:r>
+      </w:hyperlink>
     </w:p>
     <w:sectPr>
       <w:footerReference ns1:id="rId9" w:type="default"/>

--- a/docs/SWAMPy_Paper.docx
+++ b/docs/SWAMPy_Paper.docx
@@ -43,7 +43,7 @@
         <w:pStyle w:val="Author"/>
       </w:pPr>
       <w:r>
-        <w:t>Giuliana Profeti</w:t>
+        <w:t>Vittorio Brando</w:t>
       </w:r>
       <w:r>
         <w:rPr>
@@ -54,20 +54,6 @@
     </w:p>
     <w:p>
       <w:pPr>
-        <w:pStyle w:val="Author"/>
-      </w:pPr>
-      <w:r>
-        <w:t>Vittorio Brando</w:t>
-      </w:r>
-      <w:r>
-        <w:rPr>
-          <w:vertAlign w:val="superscript"/>
-        </w:rPr>
-        <w:t>4</w:t>
-      </w:r>
-    </w:p>
-    <w:p>
-      <w:pPr>
         <w:pStyle w:val="Normal"/>
         <w:jc w:val="center"/>
       </w:pPr>
@@ -90,16 +76,7 @@
         <w:jc w:val="center"/>
       </w:pPr>
       <w:r>
-        <w:t>3. Consiglio Nazionale delle Ricerche, Istituto di Scienze Marine (CNR-ISMAR), 30122 Venezia, Italy</w:t>
-      </w:r>
-    </w:p>
-    <w:p>
-      <w:pPr>
-        <w:pStyle w:val="Normal"/>
-        <w:jc w:val="center"/>
-      </w:pPr>
-      <w:r>
-        <w:t>4. Consiglio Nazionale delle Ricerche, Istituto di Scienze Marine (CNR-ISMAR), 00133 Rome, Italy</w:t>
+        <w:t>3. Consiglio Nazionale delle Ricerche, Istituto di Scienze Marine (CNR-ISMAR), 00133 Rome, Italy</w:t>
       </w:r>
     </w:p>
     <w:p>

--- a/docs/SWAMPy_Paper.docx
+++ b/docs/SWAMPy_Paper.docx
@@ -7,7 +7,7 @@
         <w:pStyle w:val="Title"/>
       </w:pPr>
       <w:r>
-        <w:t xml:space="preserve">SWISS: Shallow-Water Inversion for Satellite Sensors</w:t>
+        <w:t xml:space="preserve">SWIPES: Shallow-Water Inversion and Parameter Estimation from Satellite Sensors</w:t>
       </w:r>
     </w:p>
     <w:p>
@@ -121,6 +121,20 @@
           <w:t xml:space="preserve">Here</w:t>
         </w:r>
       </w:hyperlink>
+    </w:p>
+    <w:p>
+      <w:pPr>
+        <w:pStyle w:val="BodyText"/>
+      </w:pPr>
+      <w:r>
+        <w:t xml:space="preserve">Otherwise:</w:t>
+      </w:r>
+      <w:r>
+        <w:t xml:space="preserve"> </w:t>
+      </w:r>
+      <w:r>
+        <w:t xml:space="preserve">SWISS: Shallow-Water Inversion from Satellite Sensors</w:t>
+      </w:r>
     </w:p>
     <w:sectPr>
       <w:footerReference ns1:id="rId9" w:type="default"/>
